--- a/Explanatory Note.docx
+++ b/Explanatory Note.docx
@@ -898,23 +898,34 @@
           <w:szCs w:val="28"/>
           <w:lang w:val="ru-RU" w:eastAsia="ru-RU"/>
         </w:rPr>
-        <w:t xml:space="preserve">профессор МИБК </w:t>
-      </w:r>
+        <w:t xml:space="preserve">доцент </w:t>
+      </w:r>
+      <w:proofErr w:type="gramStart"/>
       <w:r>
         <w:rPr>
           <w:rFonts w:eastAsia="Times New Roman"/>
           <w:szCs w:val="28"/>
           <w:lang w:val="ru-RU" w:eastAsia="ru-RU"/>
         </w:rPr>
-        <w:tab/>
+        <w:t xml:space="preserve">МИБК  </w:t>
       </w:r>
       <w:r>
         <w:rPr>
           <w:rFonts w:eastAsia="Times New Roman"/>
           <w:szCs w:val="28"/>
-          <w:lang w:val="ru-RU"/>
+          <w:lang w:val="ru-RU" w:eastAsia="ru-RU"/>
         </w:rPr>
         <w:tab/>
+      </w:r>
+      <w:proofErr w:type="gramEnd"/>
+      <w:r>
+        <w:rPr>
+          <w:rFonts w:eastAsia="Times New Roman"/>
+          <w:szCs w:val="28"/>
+          <w:lang w:val="ru-RU"/>
+        </w:rPr>
+        <w:tab/>
+        <w:t xml:space="preserve">          </w:t>
       </w:r>
       <w:r>
         <w:rPr>
@@ -923,7 +934,7 @@
           <w:u w:val="single"/>
           <w:lang w:val="ru-RU"/>
         </w:rPr>
-        <w:tab/>
+        <w:t xml:space="preserve"> </w:t>
       </w:r>
       <w:r>
         <w:rPr>
@@ -933,33 +944,34 @@
           <w:lang w:val="ru-RU"/>
         </w:rPr>
         <w:tab/>
-        <w:t xml:space="preserve">           </w:t>
       </w:r>
       <w:r>
         <w:rPr>
           <w:rFonts w:eastAsia="Times New Roman"/>
           <w:szCs w:val="28"/>
-          <w:lang w:val="ru-RU"/>
-        </w:rPr>
-        <w:t xml:space="preserve">И.В. </w:t>
-      </w:r>
-      <w:proofErr w:type="spellStart"/>
+          <w:u w:val="single"/>
+          <w:lang w:val="ru-RU"/>
+        </w:rPr>
+        <w:tab/>
+        <w:t xml:space="preserve">   </w:t>
+      </w:r>
       <w:r>
         <w:rPr>
           <w:rFonts w:eastAsia="Times New Roman"/>
           <w:szCs w:val="28"/>
-          <w:lang w:val="ru-RU"/>
-        </w:rPr>
-        <w:t>Мандрица</w:t>
-      </w:r>
-      <w:proofErr w:type="spellEnd"/>
+          <w:u w:val="single"/>
+          <w:lang w:val="ru-RU"/>
+        </w:rPr>
+        <w:tab/>
+        <w:t xml:space="preserve"> </w:t>
+      </w:r>
       <w:r>
         <w:rPr>
           <w:rFonts w:eastAsia="Times New Roman"/>
           <w:szCs w:val="28"/>
           <w:lang w:val="ru-RU"/>
         </w:rPr>
-        <w:tab/>
+        <w:t>Ф.В.</w:t>
       </w:r>
       <w:r>
         <w:rPr>
@@ -967,7 +979,7 @@
           <w:szCs w:val="28"/>
           <w:lang w:val="ru-RU"/>
         </w:rPr>
-        <w:tab/>
+        <w:t xml:space="preserve"> </w:t>
       </w:r>
       <w:r>
         <w:rPr>
@@ -975,7 +987,7 @@
           <w:szCs w:val="28"/>
           <w:lang w:val="ru-RU"/>
         </w:rPr>
-        <w:tab/>
+        <w:t>Самойлов</w:t>
       </w:r>
     </w:p>
     <w:p>
@@ -2797,27 +2809,7 @@
             <w:szCs w:val="21"/>
             <w:lang w:val="ru-RU"/>
           </w:rPr>
-          <w:t>3.2. Рефакторинг и о</w:t>
-        </w:r>
-        <w:r>
-          <w:rPr>
-            <w:rStyle w:val="Hyperlink"/>
-            <w:noProof/>
-            <w:sz w:val="24"/>
-            <w:szCs w:val="21"/>
-            <w:lang w:val="ru-RU"/>
-          </w:rPr>
-          <w:t>п</w:t>
-        </w:r>
-        <w:r>
-          <w:rPr>
-            <w:rStyle w:val="Hyperlink"/>
-            <w:noProof/>
-            <w:sz w:val="24"/>
-            <w:szCs w:val="21"/>
-            <w:lang w:val="ru-RU"/>
-          </w:rPr>
-          <w:t>тимизация</w:t>
+          <w:t>3.2. Рефакторинг и оптимизация</w:t>
         </w:r>
         <w:r>
           <w:rPr>
@@ -7398,12 +7390,56 @@
             <w:tcW w:w="4819" w:type="dxa"/>
           </w:tcPr>
           <w:p>
-            <w:r>
-              <w:rPr>
-                <w:sz w:val="24"/>
-              </w:rPr>
-              <w:t>Низкая стоимость владения инфраструктурой</w:t>
-            </w:r>
+            <w:proofErr w:type="spellStart"/>
+            <w:r>
+              <w:rPr>
+                <w:sz w:val="24"/>
+              </w:rPr>
+              <w:t>Низкая</w:t>
+            </w:r>
+            <w:proofErr w:type="spellEnd"/>
+            <w:r>
+              <w:rPr>
+                <w:sz w:val="24"/>
+              </w:rPr>
+              <w:t xml:space="preserve"> </w:t>
+            </w:r>
+            <w:proofErr w:type="spellStart"/>
+            <w:r>
+              <w:rPr>
+                <w:sz w:val="24"/>
+              </w:rPr>
+              <w:t>стоимость</w:t>
+            </w:r>
+            <w:proofErr w:type="spellEnd"/>
+            <w:r>
+              <w:rPr>
+                <w:sz w:val="24"/>
+              </w:rPr>
+              <w:t xml:space="preserve"> </w:t>
+            </w:r>
+            <w:proofErr w:type="spellStart"/>
+            <w:r>
+              <w:rPr>
+                <w:sz w:val="24"/>
+              </w:rPr>
+              <w:t>владения</w:t>
+            </w:r>
+            <w:proofErr w:type="spellEnd"/>
+            <w:r>
+              <w:rPr>
+                <w:sz w:val="24"/>
+              </w:rPr>
+              <w:t xml:space="preserve"> </w:t>
+            </w:r>
+            <w:proofErr w:type="spellStart"/>
+            <w:r>
+              <w:rPr>
+                <w:sz w:val="24"/>
+              </w:rPr>
+              <w:t>инфраструктурой</w:t>
+            </w:r>
+            <w:proofErr w:type="spellEnd"/>
           </w:p>
         </w:tc>
         <w:tc>
@@ -9580,6 +9616,9 @@
     <w:p>
       <w:pPr>
         <w:pStyle w:val="a3"/>
+        <w:rPr>
+          <w:lang w:val="ru-RU"/>
+        </w:rPr>
       </w:pPr>
       <w:r>
         <w:rPr>
@@ -11134,6 +11173,9 @@
     <w:p>
       <w:pPr>
         <w:pStyle w:val="a3"/>
+        <w:rPr>
+          <w:lang w:val="ru-RU"/>
+        </w:rPr>
       </w:pPr>
       <w:r>
         <w:rPr>
@@ -11506,12 +11548,14 @@
             <w:tcW w:w="4819" w:type="dxa"/>
           </w:tcPr>
           <w:p>
+            <w:proofErr w:type="spellStart"/>
             <w:r>
               <w:rPr>
                 <w:sz w:val="24"/>
               </w:rPr>
               <w:t>WebRTCManager</w:t>
             </w:r>
+            <w:proofErr w:type="spellEnd"/>
           </w:p>
         </w:tc>
         <w:tc>
@@ -11536,77 +11580,6 @@
                 <w:sz w:val="24"/>
               </w:rPr>
               <w:t>WebRTC</w:t>
-            </w:r>
-          </w:p>
-        </w:tc>
-      </w:tr>
-      <w:tr>
-        <w:tc>
-          <w:tcPr>
-            <w:tcW w:w="4819" w:type="dxa"/>
-          </w:tcPr>
-          <w:p>
-            <w:r>
-              <w:rPr>
-                <w:sz w:val="24"/>
-              </w:rPr>
-              <w:t>SignalingClient</w:t>
-            </w:r>
-          </w:p>
-        </w:tc>
-        <w:tc>
-          <w:tcPr>
-            <w:tcW w:w="4819" w:type="dxa"/>
-          </w:tcPr>
-          <w:p>
-            <w:r>
-              <w:rPr>
-                <w:sz w:val="24"/>
-              </w:rPr>
-              <w:t>WebSocket-клиент сигналинга</w:t>
-            </w:r>
-          </w:p>
-        </w:tc>
-      </w:tr>
-      <w:tr>
-        <w:tc>
-          <w:tcPr>
-            <w:tcW w:w="4819" w:type="dxa"/>
-          </w:tcPr>
-          <w:p>
-            <w:r>
-              <w:rPr>
-                <w:sz w:val="24"/>
-              </w:rPr>
-              <w:t>ChatRepository</w:t>
-            </w:r>
-          </w:p>
-        </w:tc>
-        <w:tc>
-          <w:tcPr>
-            <w:tcW w:w="4819" w:type="dxa"/>
-          </w:tcPr>
-          <w:p>
-            <w:pPr>
-              <w:rPr>
-                <w:lang w:val="ru-RU"/>
-              </w:rPr>
-            </w:pPr>
-            <w:proofErr w:type="spellStart"/>
-            <w:r>
-              <w:rPr>
-                <w:sz w:val="24"/>
-                <w:lang w:val="ru-RU"/>
-              </w:rPr>
-              <w:t>Оркестрация</w:t>
-            </w:r>
-            <w:proofErr w:type="spellEnd"/>
-            <w:r>
-              <w:rPr>
-                <w:sz w:val="24"/>
-                <w:lang w:val="ru-RU"/>
-              </w:rPr>
-              <w:t xml:space="preserve"> отправки и получения сообщений</w:t>
             </w:r>
           </w:p>
         </w:tc>
@@ -11622,7 +11595,7 @@
               <w:rPr>
                 <w:sz w:val="24"/>
               </w:rPr>
-              <w:t>AuthRepository</w:t>
+              <w:t>SignalingClient</w:t>
             </w:r>
             <w:proofErr w:type="spellEnd"/>
           </w:p>
@@ -11636,6 +11609,79 @@
               <w:rPr>
                 <w:sz w:val="24"/>
               </w:rPr>
+              <w:t>WebSocket-клиент сигналинга</w:t>
+            </w:r>
+          </w:p>
+        </w:tc>
+      </w:tr>
+      <w:tr>
+        <w:tc>
+          <w:tcPr>
+            <w:tcW w:w="4819" w:type="dxa"/>
+          </w:tcPr>
+          <w:p>
+            <w:r>
+              <w:rPr>
+                <w:sz w:val="24"/>
+              </w:rPr>
+              <w:t>ChatRepository</w:t>
+            </w:r>
+          </w:p>
+        </w:tc>
+        <w:tc>
+          <w:tcPr>
+            <w:tcW w:w="4819" w:type="dxa"/>
+          </w:tcPr>
+          <w:p>
+            <w:pPr>
+              <w:rPr>
+                <w:lang w:val="ru-RU"/>
+              </w:rPr>
+            </w:pPr>
+            <w:proofErr w:type="spellStart"/>
+            <w:r>
+              <w:rPr>
+                <w:sz w:val="24"/>
+                <w:lang w:val="ru-RU"/>
+              </w:rPr>
+              <w:t>Оркестрация</w:t>
+            </w:r>
+            <w:proofErr w:type="spellEnd"/>
+            <w:r>
+              <w:rPr>
+                <w:sz w:val="24"/>
+                <w:lang w:val="ru-RU"/>
+              </w:rPr>
+              <w:t xml:space="preserve"> отправки и получения сообщений</w:t>
+            </w:r>
+          </w:p>
+        </w:tc>
+      </w:tr>
+      <w:tr>
+        <w:tc>
+          <w:tcPr>
+            <w:tcW w:w="4819" w:type="dxa"/>
+          </w:tcPr>
+          <w:p>
+            <w:proofErr w:type="spellStart"/>
+            <w:r>
+              <w:rPr>
+                <w:sz w:val="24"/>
+              </w:rPr>
+              <w:t>AuthRepository</w:t>
+            </w:r>
+            <w:proofErr w:type="spellEnd"/>
+          </w:p>
+        </w:tc>
+        <w:tc>
+          <w:tcPr>
+            <w:tcW w:w="4819" w:type="dxa"/>
+          </w:tcPr>
+          <w:p>
+            <w:r>
+              <w:rPr>
+                <w:sz w:val="24"/>
+              </w:rPr>
               <w:t>Аутентификация и управление профилем</w:t>
             </w:r>
           </w:p>
@@ -11795,7 +11841,6 @@
       <w:pPr>
         <w:pStyle w:val="a2"/>
         <w:rPr>
-          <w:rFonts w:hint="eastAsia"/>
           <w:lang w:val="ru-RU"/>
         </w:rPr>
       </w:pPr>
@@ -11854,30 +11899,51 @@
       <w:pPr>
         <w:pStyle w:val="a2"/>
         <w:rPr>
-          <w:rFonts w:hint="eastAsia"/>
-        </w:rPr>
-      </w:pPr>
-      <w:r>
+          <w:lang w:val="ru-RU"/>
+        </w:rPr>
+      </w:pPr>
+      <w:r>
+        <w:rPr>
+          <w:lang w:val="ru-RU"/>
+        </w:rPr>
         <w:t>{</w:t>
       </w:r>
     </w:p>
     <w:p>
       <w:pPr>
         <w:pStyle w:val="a2"/>
-        <w:rPr>
-          <w:rFonts w:hint="eastAsia"/>
-        </w:rPr>
-      </w:pPr>
-      <w:r>
-        <w:t xml:space="preserve">    api.POST("/auth/request-code", authHandler.RequestCode)</w:t>
+      </w:pPr>
+      <w:r>
+        <w:rPr>
+          <w:lang w:val="ru-RU"/>
+        </w:rPr>
+        <w:t xml:space="preserve">    </w:t>
+      </w:r>
+      <w:proofErr w:type="spellStart"/>
+      <w:proofErr w:type="gramStart"/>
+      <w:r>
+        <w:t>api.POST</w:t>
+      </w:r>
+      <w:proofErr w:type="spellEnd"/>
+      <w:r>
+        <w:t>(</w:t>
+      </w:r>
+      <w:proofErr w:type="gramEnd"/>
+      <w:r>
+        <w:t xml:space="preserve">"/auth/request-code", </w:t>
+      </w:r>
+      <w:proofErr w:type="spellStart"/>
+      <w:r>
+        <w:t>authHandler.RequestCode</w:t>
+      </w:r>
+      <w:proofErr w:type="spellEnd"/>
+      <w:r>
+        <w:t>)</w:t>
       </w:r>
     </w:p>
     <w:p>
       <w:pPr>
         <w:pStyle w:val="a2"/>
-        <w:rPr>
-          <w:rFonts w:hint="eastAsia"/>
-        </w:rPr>
       </w:pPr>
       <w:r>
         <w:t xml:space="preserve">    api.POST("/auth/verify", authHandler.VerifyCode)</w:t>
@@ -11886,9 +11952,6 @@
     <w:p>
       <w:pPr>
         <w:pStyle w:val="a2"/>
-        <w:rPr>
-          <w:rFonts w:hint="eastAsia"/>
-        </w:rPr>
       </w:pPr>
       <w:r>
         <w:t xml:space="preserve">    api.POST("/auth/refresh", authHandler.RefreshToken)</w:t>
@@ -11897,9 +11960,6 @@
     <w:p>
       <w:pPr>
         <w:pStyle w:val="a2"/>
-        <w:rPr>
-          <w:rFonts w:hint="eastAsia"/>
-        </w:rPr>
       </w:pPr>
       <w:r>
         <w:t>}</w:t>
@@ -11908,9 +11968,6 @@
     <w:p>
       <w:pPr>
         <w:pStyle w:val="a2"/>
-        <w:rPr>
-          <w:rFonts w:hint="eastAsia"/>
-        </w:rPr>
       </w:pPr>
       <w:r>
         <w:t>protected := api.Group("")</w:t>
@@ -11919,9 +11976,6 @@
     <w:p>
       <w:pPr>
         <w:pStyle w:val="a2"/>
-        <w:rPr>
-          <w:rFonts w:hint="eastAsia"/>
-        </w:rPr>
       </w:pPr>
       <w:r>
         <w:t>protected.Use(auth.JWTAuthMiddleware(cfg.JWTSecret))</w:t>
@@ -11930,9 +11984,6 @@
     <w:p>
       <w:pPr>
         <w:pStyle w:val="a2"/>
-        <w:rPr>
-          <w:rFonts w:hint="eastAsia"/>
-        </w:rPr>
       </w:pPr>
       <w:r>
         <w:t>{</w:t>
@@ -11941,9 +11992,6 @@
     <w:p>
       <w:pPr>
         <w:pStyle w:val="a2"/>
-        <w:rPr>
-          <w:rFonts w:hint="eastAsia"/>
-        </w:rPr>
       </w:pPr>
       <w:r>
         <w:t xml:space="preserve">    protected.POST("/messages/store", messageHandler.StoreMessage)</w:t>
@@ -11952,9 +12000,6 @@
     <w:p>
       <w:pPr>
         <w:pStyle w:val="a2"/>
-        <w:rPr>
-          <w:rFonts w:hint="eastAsia"/>
-        </w:rPr>
       </w:pPr>
       <w:r>
         <w:t xml:space="preserve">    protected.GET("/messages/pending", messageHandler.GetPendingMessages)</w:t>
@@ -11963,9 +12008,6 @@
     <w:p>
       <w:pPr>
         <w:pStyle w:val="a2"/>
-        <w:rPr>
-          <w:rFonts w:hint="eastAsia"/>
-        </w:rPr>
       </w:pPr>
       <w:r>
         <w:t xml:space="preserve">    protected.PUT("/keys/prekeys", keysHandler.RegisterPrekeys)</w:t>
@@ -11974,9 +12016,6 @@
     <w:p>
       <w:pPr>
         <w:pStyle w:val="a2"/>
-        <w:rPr>
-          <w:rFonts w:hint="eastAsia"/>
-        </w:rPr>
       </w:pPr>
       <w:r>
         <w:t xml:space="preserve">    protected.GET("/keys/:userId", keysHandler.GetPrekeyBundle)</w:t>
@@ -11986,7 +12025,6 @@
       <w:pPr>
         <w:pStyle w:val="a2"/>
         <w:rPr>
-          <w:rFonts w:hint="eastAsia"/>
           <w:lang w:val="ru-RU"/>
         </w:rPr>
       </w:pPr>
@@ -13072,7 +13110,21 @@
               <w:rPr>
                 <w:sz w:val="24"/>
               </w:rPr>
-              <w:t>POST /api/auth/verify</w:t>
+              <w:t>POST /</w:t>
+            </w:r>
+            <w:proofErr w:type="spellStart"/>
+            <w:r>
+              <w:rPr>
+                <w:sz w:val="24"/>
+              </w:rPr>
+              <w:t>api</w:t>
+            </w:r>
+            <w:proofErr w:type="spellEnd"/>
+            <w:r>
+              <w:rPr>
+                <w:sz w:val="24"/>
+              </w:rPr>
+              <w:t>/auth/verify</w:t>
             </w:r>
           </w:p>
         </w:tc>
@@ -14401,7 +14453,6 @@
       <w:pPr>
         <w:pStyle w:val="a2"/>
         <w:rPr>
-          <w:rFonts w:hint="eastAsia"/>
           <w:lang w:val="ru-RU"/>
         </w:rPr>
       </w:pPr>
@@ -14419,7 +14470,6 @@
       <w:pPr>
         <w:pStyle w:val="a2"/>
         <w:rPr>
-          <w:rFonts w:hint="eastAsia"/>
           <w:lang w:val="ru-RU"/>
         </w:rPr>
       </w:pPr>
@@ -14444,10 +14494,6 @@
     <w:p>
       <w:pPr>
         <w:pStyle w:val="a2"/>
-        <w:rPr>
-          <w:rFonts w:hint="eastAsia"/>
-          <w:lang w:val="ru-RU"/>
-        </w:rPr>
       </w:pPr>
       <w:r>
         <w:rPr>
@@ -14459,9 +14505,6 @@
         <w:t>image</w:t>
       </w:r>
       <w:r>
-        <w:rPr>
-          <w:lang w:val="ru-RU"/>
-        </w:rPr>
         <w:t xml:space="preserve">: </w:t>
       </w:r>
       <w:proofErr w:type="spellStart"/>
@@ -14470,39 +14513,25 @@
       </w:r>
       <w:proofErr w:type="spellEnd"/>
       <w:r>
-        <w:rPr>
-          <w:lang w:val="ru-RU"/>
-        </w:rPr>
         <w:t>/</w:t>
       </w:r>
       <w:r>
         <w:t>p</w:t>
       </w:r>
       <w:r>
-        <w:rPr>
-          <w:lang w:val="ru-RU"/>
-        </w:rPr>
         <w:t>2</w:t>
       </w:r>
       <w:r>
         <w:t>p</w:t>
       </w:r>
       <w:r>
-        <w:rPr>
-          <w:lang w:val="ru-RU"/>
-        </w:rPr>
         <w:t>-</w:t>
       </w:r>
-      <w:proofErr w:type="spellStart"/>
       <w:proofErr w:type="gramStart"/>
       <w:r>
         <w:t>api</w:t>
       </w:r>
-      <w:proofErr w:type="spellEnd"/>
-      <w:r>
-        <w:rPr>
-          <w:lang w:val="ru-RU"/>
-        </w:rPr>
+      <w:r>
         <w:t>:</w:t>
       </w:r>
       <w:r>
@@ -14513,14 +14542,8 @@
     <w:p>
       <w:pPr>
         <w:pStyle w:val="a2"/>
-        <w:rPr>
-          <w:rFonts w:hint="eastAsia"/>
-        </w:rPr>
-      </w:pPr>
-      <w:r>
-        <w:rPr>
-          <w:lang w:val="ru-RU"/>
-        </w:rPr>
+      </w:pPr>
+      <w:r>
         <w:t xml:space="preserve">    </w:t>
       </w:r>
       <w:r>
@@ -14546,9 +14569,6 @@
     <w:p>
       <w:pPr>
         <w:pStyle w:val="a2"/>
-        <w:rPr>
-          <w:rFonts w:hint="eastAsia"/>
-        </w:rPr>
       </w:pPr>
       <w:r>
         <w:t xml:space="preserve">    depends_on:</w:t>
@@ -14557,9 +14577,6 @@
     <w:p>
       <w:pPr>
         <w:pStyle w:val="a2"/>
-        <w:rPr>
-          <w:rFonts w:hint="eastAsia"/>
-        </w:rPr>
       </w:pPr>
       <w:r>
         <w:t xml:space="preserve">      postgres: { condition: service_healthy }</w:t>
@@ -14568,9 +14585,6 @@
     <w:p>
       <w:pPr>
         <w:pStyle w:val="a2"/>
-        <w:rPr>
-          <w:rFonts w:hint="eastAsia"/>
-        </w:rPr>
       </w:pPr>
       <w:r>
         <w:t xml:space="preserve">      redis:    { condition: service_healthy }</w:t>
@@ -14579,9 +14593,6 @@
     <w:p>
       <w:pPr>
         <w:pStyle w:val="a2"/>
-        <w:rPr>
-          <w:rFonts w:hint="eastAsia"/>
-        </w:rPr>
       </w:pPr>
       <w:r>
         <w:t xml:space="preserve">  signaling:</w:t>
@@ -14590,9 +14601,6 @@
     <w:p>
       <w:pPr>
         <w:pStyle w:val="a2"/>
-        <w:rPr>
-          <w:rFonts w:hint="eastAsia"/>
-        </w:rPr>
       </w:pPr>
       <w:r>
         <w:t xml:space="preserve">    image: triddov/p2p-signaling:latest</w:t>
@@ -14601,9 +14609,6 @@
     <w:p>
       <w:pPr>
         <w:pStyle w:val="a2"/>
-        <w:rPr>
-          <w:rFonts w:hint="eastAsia"/>
-        </w:rPr>
       </w:pPr>
       <w:r>
         <w:t xml:space="preserve">    ports: ["127.0.0.1:${SIGNALING_PORT}:${SIGNALING_PORT}"]</w:t>
@@ -16033,12 +16038,42 @@
             <w:tcW w:w="4819" w:type="dxa"/>
           </w:tcPr>
           <w:p>
-            <w:r>
-              <w:rPr>
-                <w:sz w:val="24"/>
-              </w:rPr>
-              <w:t>Компрометация криптографических ключей</w:t>
-            </w:r>
+            <w:proofErr w:type="spellStart"/>
+            <w:r>
+              <w:rPr>
+                <w:sz w:val="24"/>
+              </w:rPr>
+              <w:t>Компрометация</w:t>
+            </w:r>
+            <w:proofErr w:type="spellEnd"/>
+            <w:r>
+              <w:rPr>
+                <w:sz w:val="24"/>
+              </w:rPr>
+              <w:t xml:space="preserve"> </w:t>
+            </w:r>
+            <w:proofErr w:type="spellStart"/>
+            <w:r>
+              <w:rPr>
+                <w:sz w:val="24"/>
+              </w:rPr>
+              <w:t>криптографических</w:t>
+            </w:r>
+            <w:proofErr w:type="spellEnd"/>
+            <w:r>
+              <w:rPr>
+                <w:sz w:val="24"/>
+              </w:rPr>
+              <w:t xml:space="preserve"> </w:t>
+            </w:r>
+            <w:proofErr w:type="spellStart"/>
+            <w:r>
+              <w:rPr>
+                <w:sz w:val="24"/>
+              </w:rPr>
+              <w:t>ключей</w:t>
+            </w:r>
+            <w:proofErr w:type="spellEnd"/>
           </w:p>
         </w:tc>
         <w:tc>
@@ -16169,12 +16204,42 @@
             <w:tcW w:w="4819" w:type="dxa"/>
           </w:tcPr>
           <w:p>
-            <w:r>
-              <w:rPr>
-                <w:sz w:val="24"/>
-              </w:rPr>
-              <w:t>Отказ серверного узла</w:t>
-            </w:r>
+            <w:proofErr w:type="spellStart"/>
+            <w:r>
+              <w:rPr>
+                <w:sz w:val="24"/>
+              </w:rPr>
+              <w:t>Отказ</w:t>
+            </w:r>
+            <w:proofErr w:type="spellEnd"/>
+            <w:r>
+              <w:rPr>
+                <w:sz w:val="24"/>
+              </w:rPr>
+              <w:t xml:space="preserve"> </w:t>
+            </w:r>
+            <w:proofErr w:type="spellStart"/>
+            <w:r>
+              <w:rPr>
+                <w:sz w:val="24"/>
+              </w:rPr>
+              <w:t>серверного</w:t>
+            </w:r>
+            <w:proofErr w:type="spellEnd"/>
+            <w:r>
+              <w:rPr>
+                <w:sz w:val="24"/>
+              </w:rPr>
+              <w:t xml:space="preserve"> </w:t>
+            </w:r>
+            <w:proofErr w:type="spellStart"/>
+            <w:r>
+              <w:rPr>
+                <w:sz w:val="24"/>
+              </w:rPr>
+              <w:t>узла</w:t>
+            </w:r>
+            <w:proofErr w:type="spellEnd"/>
           </w:p>
         </w:tc>
         <w:tc>
@@ -16668,9 +16733,6 @@
     <w:p>
       <w:pPr>
         <w:pStyle w:val="a2"/>
-        <w:rPr>
-          <w:rFonts w:hint="eastAsia"/>
-        </w:rPr>
       </w:pPr>
       <w:r>
         <w:t xml:space="preserve">CREATE TABLE </w:t>
@@ -16687,9 +16749,6 @@
     <w:p>
       <w:pPr>
         <w:pStyle w:val="a2"/>
-        <w:rPr>
-          <w:rFonts w:hint="eastAsia"/>
-        </w:rPr>
       </w:pPr>
       <w:r>
         <w:t xml:space="preserve">    id            UUID PRIMARY KEY,</w:t>
@@ -16698,9 +16757,6 @@
     <w:p>
       <w:pPr>
         <w:pStyle w:val="a2"/>
-        <w:rPr>
-          <w:rFonts w:hint="eastAsia"/>
-        </w:rPr>
       </w:pPr>
       <w:r>
         <w:t xml:space="preserve">    sender_id     UUID NOT NULL REFERENCES users(id) ON DELETE CASCADE,</w:t>
@@ -16709,9 +16765,6 @@
     <w:p>
       <w:pPr>
         <w:pStyle w:val="a2"/>
-        <w:rPr>
-          <w:rFonts w:hint="eastAsia"/>
-        </w:rPr>
       </w:pPr>
       <w:r>
         <w:t xml:space="preserve">    recipient_id  UUID NOT NULL REFERENCES users(id) ON DELETE CASCADE,</w:t>
@@ -16720,9 +16773,6 @@
     <w:p>
       <w:pPr>
         <w:pStyle w:val="a2"/>
-        <w:rPr>
-          <w:rFonts w:hint="eastAsia"/>
-        </w:rPr>
       </w:pPr>
       <w:r>
         <w:t xml:space="preserve">    ciphertext    BYTEA NOT NULL,</w:t>
@@ -16731,9 +16781,6 @@
     <w:p>
       <w:pPr>
         <w:pStyle w:val="a2"/>
-        <w:rPr>
-          <w:rFonts w:hint="eastAsia"/>
-        </w:rPr>
       </w:pPr>
       <w:r>
         <w:t xml:space="preserve">    message_type  SMALLINT NOT NULL DEFAULT 2,</w:t>
@@ -16742,9 +16789,6 @@
     <w:p>
       <w:pPr>
         <w:pStyle w:val="a2"/>
-        <w:rPr>
-          <w:rFonts w:hint="eastAsia"/>
-        </w:rPr>
       </w:pPr>
       <w:r>
         <w:t xml:space="preserve">    timestamp     TIMESTAMPTZ DEFAULT NOW() NOT NULL,</w:t>
@@ -16753,9 +16797,6 @@
     <w:p>
       <w:pPr>
         <w:pStyle w:val="a2"/>
-        <w:rPr>
-          <w:rFonts w:hint="eastAsia"/>
-        </w:rPr>
       </w:pPr>
       <w:r>
         <w:t xml:space="preserve">    delivered     BOOLEAN DEFAULT FALSE</w:t>
@@ -16764,9 +16805,6 @@
     <w:p>
       <w:pPr>
         <w:pStyle w:val="a2"/>
-        <w:rPr>
-          <w:rFonts w:hint="eastAsia"/>
-        </w:rPr>
       </w:pPr>
       <w:r>
         <w:t>);</w:t>
@@ -16860,9 +16898,6 @@
     <w:p>
       <w:pPr>
         <w:pStyle w:val="a2"/>
-        <w:rPr>
-          <w:rFonts w:hint="eastAsia"/>
-        </w:rPr>
       </w:pPr>
       <w:r>
         <w:t xml:space="preserve">DELETE FROM </w:t>
@@ -16876,9 +16911,6 @@
     <w:p>
       <w:pPr>
         <w:pStyle w:val="a2"/>
-        <w:rPr>
-          <w:rFonts w:hint="eastAsia"/>
-        </w:rPr>
       </w:pPr>
       <w:r>
         <w:t>WHERE id = (</w:t>
@@ -16887,9 +16919,6 @@
     <w:p>
       <w:pPr>
         <w:pStyle w:val="a2"/>
-        <w:rPr>
-          <w:rFonts w:hint="eastAsia"/>
-        </w:rPr>
       </w:pPr>
       <w:r>
         <w:t xml:space="preserve">    SELECT id FROM one_time_prekeys</w:t>
@@ -16898,9 +16927,6 @@
     <w:p>
       <w:pPr>
         <w:pStyle w:val="a2"/>
-        <w:rPr>
-          <w:rFonts w:hint="eastAsia"/>
-        </w:rPr>
       </w:pPr>
       <w:r>
         <w:t xml:space="preserve">    WHERE user_id = $1</w:t>
@@ -16909,9 +16935,6 @@
     <w:p>
       <w:pPr>
         <w:pStyle w:val="a2"/>
-        <w:rPr>
-          <w:rFonts w:hint="eastAsia"/>
-        </w:rPr>
       </w:pPr>
       <w:r>
         <w:t xml:space="preserve">    LIMIT 1</w:t>
@@ -16920,9 +16943,6 @@
     <w:p>
       <w:pPr>
         <w:pStyle w:val="a2"/>
-        <w:rPr>
-          <w:rFonts w:hint="eastAsia"/>
-        </w:rPr>
       </w:pPr>
       <w:r>
         <w:t xml:space="preserve">    FOR UPDATE SKIP LOCKED</w:t>
@@ -16931,9 +16951,6 @@
     <w:p>
       <w:pPr>
         <w:pStyle w:val="a2"/>
-        <w:rPr>
-          <w:rFonts w:hint="eastAsia"/>
-        </w:rPr>
       </w:pPr>
       <w:r>
         <w:t>)</w:t>
@@ -16942,9 +16959,6 @@
     <w:p>
       <w:pPr>
         <w:pStyle w:val="a2"/>
-        <w:rPr>
-          <w:rFonts w:hint="eastAsia"/>
-        </w:rPr>
       </w:pPr>
       <w:r>
         <w:t>RETURNING prekey_id, public_key;</w:t>
@@ -17044,9 +17058,6 @@
     <w:p>
       <w:pPr>
         <w:pStyle w:val="a2"/>
-        <w:rPr>
-          <w:rFonts w:hint="eastAsia"/>
-        </w:rPr>
       </w:pPr>
       <w:proofErr w:type="spellStart"/>
       <w:r>
@@ -17083,9 +17094,6 @@
     <w:p>
       <w:pPr>
         <w:pStyle w:val="a2"/>
-        <w:rPr>
-          <w:rFonts w:hint="eastAsia"/>
-        </w:rPr>
       </w:pPr>
       <w:r>
         <w:t xml:space="preserve">    return func(c *gin.Context) {</w:t>
@@ -17094,9 +17102,6 @@
     <w:p>
       <w:pPr>
         <w:pStyle w:val="a2"/>
-        <w:rPr>
-          <w:rFonts w:hint="eastAsia"/>
-        </w:rPr>
       </w:pPr>
       <w:r>
         <w:t xml:space="preserve">        header := c.GetHeader("Authorization")</w:t>
@@ -17105,9 +17110,6 @@
     <w:p>
       <w:pPr>
         <w:pStyle w:val="a2"/>
-        <w:rPr>
-          <w:rFonts w:hint="eastAsia"/>
-        </w:rPr>
       </w:pPr>
       <w:r>
         <w:t xml:space="preserve">        token := strings.TrimPrefix(header, "Bearer ")</w:t>
@@ -17116,9 +17118,6 @@
     <w:p>
       <w:pPr>
         <w:pStyle w:val="a2"/>
-        <w:rPr>
-          <w:rFonts w:hint="eastAsia"/>
-        </w:rPr>
       </w:pPr>
       <w:r>
         <w:t xml:space="preserve">        claims, err := jwt.ValidateToken(token, secret)</w:t>
@@ -17127,9 +17126,6 @@
     <w:p>
       <w:pPr>
         <w:pStyle w:val="a2"/>
-        <w:rPr>
-          <w:rFonts w:hint="eastAsia"/>
-        </w:rPr>
       </w:pPr>
       <w:r>
         <w:t xml:space="preserve">        if err != nil {</w:t>
@@ -17138,9 +17134,6 @@
     <w:p>
       <w:pPr>
         <w:pStyle w:val="a2"/>
-        <w:rPr>
-          <w:rFonts w:hint="eastAsia"/>
-        </w:rPr>
       </w:pPr>
       <w:r>
         <w:t xml:space="preserve">            c.AbortWithStatusJSON(401, gin.H{"error": "unauthorized"})</w:t>
@@ -17149,9 +17142,6 @@
     <w:p>
       <w:pPr>
         <w:pStyle w:val="a2"/>
-        <w:rPr>
-          <w:rFonts w:hint="eastAsia"/>
-        </w:rPr>
       </w:pPr>
       <w:r>
         <w:t xml:space="preserve">            return</w:t>
@@ -17160,9 +17150,6 @@
     <w:p>
       <w:pPr>
         <w:pStyle w:val="a2"/>
-        <w:rPr>
-          <w:rFonts w:hint="eastAsia"/>
-        </w:rPr>
       </w:pPr>
       <w:r>
         <w:t xml:space="preserve">        }</w:t>
@@ -17171,9 +17158,6 @@
     <w:p>
       <w:pPr>
         <w:pStyle w:val="a2"/>
-        <w:rPr>
-          <w:rFonts w:hint="eastAsia"/>
-        </w:rPr>
       </w:pPr>
       <w:r>
         <w:t xml:space="preserve">        c.Set("user_id", claims.UserID)</w:t>
@@ -17183,7 +17167,6 @@
       <w:pPr>
         <w:pStyle w:val="a2"/>
         <w:rPr>
-          <w:rFonts w:hint="eastAsia"/>
           <w:lang w:val="ru-RU"/>
         </w:rPr>
       </w:pPr>
@@ -17218,7 +17201,6 @@
       <w:pPr>
         <w:pStyle w:val="a2"/>
         <w:rPr>
-          <w:rFonts w:hint="eastAsia"/>
           <w:lang w:val="ru-RU"/>
         </w:rPr>
       </w:pPr>
@@ -17233,7 +17215,6 @@
       <w:pPr>
         <w:pStyle w:val="a2"/>
         <w:rPr>
-          <w:rFonts w:hint="eastAsia"/>
           <w:lang w:val="ru-RU"/>
         </w:rPr>
       </w:pPr>
@@ -17335,9 +17316,6 @@
     <w:p>
       <w:pPr>
         <w:pStyle w:val="a2"/>
-        <w:rPr>
-          <w:rFonts w:hint="eastAsia"/>
-        </w:rPr>
       </w:pPr>
       <w:r>
         <w:t xml:space="preserve">fun </w:t>
@@ -17354,9 +17332,6 @@
     <w:p>
       <w:pPr>
         <w:pStyle w:val="a2"/>
-        <w:rPr>
-          <w:rFonts w:hint="eastAsia"/>
-        </w:rPr>
       </w:pPr>
       <w:r>
         <w:t xml:space="preserve">    val address = SignalProtocolAddress(recipientId, DEVICE_ID)</w:t>
@@ -17365,9 +17340,6 @@
     <w:p>
       <w:pPr>
         <w:pStyle w:val="a2"/>
-        <w:rPr>
-          <w:rFonts w:hint="eastAsia"/>
-        </w:rPr>
       </w:pPr>
       <w:r>
         <w:t xml:space="preserve">    val msg = SessionCipher(store, address)</w:t>
@@ -17376,9 +17348,6 @@
     <w:p>
       <w:pPr>
         <w:pStyle w:val="a2"/>
-        <w:rPr>
-          <w:rFonts w:hint="eastAsia"/>
-        </w:rPr>
       </w:pPr>
       <w:r>
         <w:t xml:space="preserve">        .encrypt(plaintext.toByteArray(Charsets.UTF_8))</w:t>
@@ -17387,9 +17356,6 @@
     <w:p>
       <w:pPr>
         <w:pStyle w:val="a2"/>
-        <w:rPr>
-          <w:rFonts w:hint="eastAsia"/>
-        </w:rPr>
       </w:pPr>
       <w:r>
         <w:t xml:space="preserve">    return msg.serialize() to msg.type</w:t>
@@ -17398,9 +17364,6 @@
     <w:p>
       <w:pPr>
         <w:pStyle w:val="a2"/>
-        <w:rPr>
-          <w:rFonts w:hint="eastAsia"/>
-        </w:rPr>
       </w:pPr>
       <w:r>
         <w:t>}</w:t>
@@ -17409,9 +17372,6 @@
     <w:p>
       <w:pPr>
         <w:pStyle w:val="a2"/>
-        <w:rPr>
-          <w:rFonts w:hint="eastAsia"/>
-        </w:rPr>
       </w:pPr>
       <w:r>
         <w:t xml:space="preserve"> </w:t>
@@ -17420,9 +17380,6 @@
     <w:p>
       <w:pPr>
         <w:pStyle w:val="a2"/>
-        <w:rPr>
-          <w:rFonts w:hint="eastAsia"/>
-        </w:rPr>
       </w:pPr>
       <w:r>
         <w:t>fun decrypt(senderId: String, data: ByteArray, type: Int): String {</w:t>
@@ -17431,9 +17388,6 @@
     <w:p>
       <w:pPr>
         <w:pStyle w:val="a2"/>
-        <w:rPr>
-          <w:rFonts w:hint="eastAsia"/>
-        </w:rPr>
       </w:pPr>
       <w:r>
         <w:t xml:space="preserve">    val address = SignalProtocolAddress(senderId, DEVICE_ID)</w:t>
@@ -17442,9 +17396,6 @@
     <w:p>
       <w:pPr>
         <w:pStyle w:val="a2"/>
-        <w:rPr>
-          <w:rFonts w:hint="eastAsia"/>
-        </w:rPr>
       </w:pPr>
       <w:r>
         <w:t xml:space="preserve">    val cipher = SessionCipher(store, address)</w:t>
@@ -17453,9 +17404,6 @@
     <w:p>
       <w:pPr>
         <w:pStyle w:val="a2"/>
-        <w:rPr>
-          <w:rFonts w:hint="eastAsia"/>
-        </w:rPr>
       </w:pPr>
       <w:r>
         <w:t xml:space="preserve">    val plain = when (type) {</w:t>
@@ -17464,9 +17412,6 @@
     <w:p>
       <w:pPr>
         <w:pStyle w:val="a2"/>
-        <w:rPr>
-          <w:rFonts w:hint="eastAsia"/>
-        </w:rPr>
       </w:pPr>
       <w:r>
         <w:t xml:space="preserve">        PREKEY_TYPE  -&gt; cipher.decrypt(PreKeySignalMessage(data))</w:t>
@@ -17475,9 +17420,6 @@
     <w:p>
       <w:pPr>
         <w:pStyle w:val="a2"/>
-        <w:rPr>
-          <w:rFonts w:hint="eastAsia"/>
-        </w:rPr>
       </w:pPr>
       <w:r>
         <w:t xml:space="preserve">        WHISPER_TYPE -&gt; cipher.decrypt(SignalMessage(data))</w:t>
@@ -17486,9 +17428,6 @@
     <w:p>
       <w:pPr>
         <w:pStyle w:val="a2"/>
-        <w:rPr>
-          <w:rFonts w:hint="eastAsia"/>
-        </w:rPr>
       </w:pPr>
       <w:r>
         <w:t xml:space="preserve">        else -&gt; throw IllegalArgumentException("unknown type")</w:t>
@@ -17497,9 +17436,6 @@
     <w:p>
       <w:pPr>
         <w:pStyle w:val="a2"/>
-        <w:rPr>
-          <w:rFonts w:hint="eastAsia"/>
-        </w:rPr>
       </w:pPr>
       <w:r>
         <w:t xml:space="preserve">    }</w:t>
@@ -17508,9 +17444,6 @@
     <w:p>
       <w:pPr>
         <w:pStyle w:val="a2"/>
-        <w:rPr>
-          <w:rFonts w:hint="eastAsia"/>
-        </w:rPr>
       </w:pPr>
       <w:r>
         <w:t xml:space="preserve">    return String(plain, Charsets.UTF_8)</w:t>
@@ -17520,7 +17453,6 @@
       <w:pPr>
         <w:pStyle w:val="a2"/>
         <w:rPr>
-          <w:rFonts w:hint="eastAsia"/>
           <w:lang w:val="ru-RU"/>
         </w:rPr>
       </w:pPr>
